--- a/计算机组成原理/materials/Mars4_5 导出十六进制文件及结果比对说明/结果比对说明.docx
+++ b/计算机组成原理/materials/Mars4_5 导出十六进制文件及结果比对说明/结果比对说明.docx
@@ -1,6 +1,6 @@
 
 <file path=word/document.xml><?xml version="1.0" encoding="utf-8"?>
-<w:document xmlns:wpc="http://schemas.microsoft.com/office/word/2010/wordprocessingCanvas" xmlns:mc="http://schemas.openxmlformats.org/markup-compatibility/2006" xmlns:o="urn:schemas-microsoft-com:office:office" xmlns:r="http://schemas.openxmlformats.org/officeDocument/2006/relationships" xmlns:m="http://schemas.openxmlformats.org/officeDocument/2006/math" xmlns:v="urn:schemas-microsoft-com:vml" xmlns:wp14="http://schemas.microsoft.com/office/word/2010/wordprocessingDrawing" xmlns:wp="http://schemas.openxmlformats.org/drawingml/2006/wordprocessingDrawing" xmlns:w10="urn:schemas-microsoft-com:office:word" xmlns:w="http://schemas.openxmlformats.org/wordprocessingml/2006/main" xmlns:w14="http://schemas.microsoft.com/office/word/2010/wordml" xmlns:w15="http://schemas.microsoft.com/office/word/2012/wordml" xmlns:wpg="http://schemas.microsoft.com/office/word/2010/wordprocessingGroup" xmlns:wpi="http://schemas.microsoft.com/office/word/2010/wordprocessingInk" xmlns:wne="http://schemas.microsoft.com/office/word/2006/wordml" xmlns:wps="http://schemas.microsoft.com/office/word/2010/wordprocessingShape" mc:Ignorable="w14 w15 wp14">
+<w:document xmlns:wpc="http://schemas.microsoft.com/office/word/2010/wordprocessingCanvas" xmlns:cx="http://schemas.microsoft.com/office/drawing/2014/chartex" xmlns:cx1="http://schemas.microsoft.com/office/drawing/2015/9/8/chartex" xmlns:cx2="http://schemas.microsoft.com/office/drawing/2015/10/21/chartex" xmlns:cx3="http://schemas.microsoft.com/office/drawing/2016/5/9/chartex" xmlns:cx4="http://schemas.microsoft.com/office/drawing/2016/5/10/chartex" xmlns:cx5="http://schemas.microsoft.com/office/drawing/2016/5/11/chartex" xmlns:cx6="http://schemas.microsoft.com/office/drawing/2016/5/12/chartex" xmlns:cx7="http://schemas.microsoft.com/office/drawing/2016/5/13/chartex" xmlns:cx8="http://schemas.microsoft.com/office/drawing/2016/5/14/chartex" xmlns:mc="http://schemas.openxmlformats.org/markup-compatibility/2006" xmlns:aink="http://schemas.microsoft.com/office/drawing/2016/ink" xmlns:am3d="http://schemas.microsoft.com/office/drawing/2017/model3d" xmlns:o="urn:schemas-microsoft-com:office:office" xmlns:r="http://schemas.openxmlformats.org/officeDocument/2006/relationships" xmlns:m="http://schemas.openxmlformats.org/officeDocument/2006/math" xmlns:v="urn:schemas-microsoft-com:vml" xmlns:wp14="http://schemas.microsoft.com/office/word/2010/wordprocessingDrawing" xmlns:wp="http://schemas.openxmlformats.org/drawingml/2006/wordprocessingDrawing" xmlns:w10="urn:schemas-microsoft-com:office:word" xmlns:w="http://schemas.openxmlformats.org/wordprocessingml/2006/main" xmlns:w14="http://schemas.microsoft.com/office/word/2010/wordml" xmlns:w15="http://schemas.microsoft.com/office/word/2012/wordml" xmlns:w16cex="http://schemas.microsoft.com/office/word/2018/wordml/cex" xmlns:w16cid="http://schemas.microsoft.com/office/word/2016/wordml/cid" xmlns:w16="http://schemas.microsoft.com/office/word/2018/wordml" xmlns:w16sdtdh="http://schemas.microsoft.com/office/word/2020/wordml/sdtdatahash" xmlns:w16se="http://schemas.microsoft.com/office/word/2015/wordml/symex" xmlns:wpg="http://schemas.microsoft.com/office/word/2010/wordprocessingGroup" xmlns:wpi="http://schemas.microsoft.com/office/word/2010/wordprocessingInk" xmlns:wne="http://schemas.microsoft.com/office/word/2006/wordml" xmlns:wps="http://schemas.microsoft.com/office/word/2010/wordprocessingShape" mc:Ignorable="w14 w15 w16se w16cid w16 w16cex w16sdtdh wp14">
   <w:body>
     <w:p>
       <w:pPr>
@@ -198,7 +198,7 @@
           <w:noProof/>
         </w:rPr>
         <w:drawing>
-          <wp:inline distT="0" distB="0" distL="0" distR="0" wp14:anchorId="0DDA2B82" wp14:editId="746285CC">
+          <wp:inline distT="0" distB="0" distL="0" distR="0" wp14:anchorId="0047F112" wp14:editId="62F7FFAD">
             <wp:extent cx="2809875" cy="6848475"/>
             <wp:effectExtent l="0" t="0" r="9525" b="9525"/>
             <wp:docPr id="1" name="图片 1"/>
@@ -301,9 +301,6 @@
           <w:numId w:val="1"/>
         </w:numPr>
         <w:ind w:firstLineChars="0"/>
-        <w:rPr>
-          <w:rFonts w:hint="eastAsia"/>
-        </w:rPr>
       </w:pPr>
       <w:r>
         <w:rPr>
@@ -374,7 +371,7 @@
           <w:noProof/>
         </w:rPr>
         <w:drawing>
-          <wp:anchor distT="0" distB="0" distL="114300" distR="114300" simplePos="0" relativeHeight="251658239" behindDoc="0" locked="0" layoutInCell="1" allowOverlap="1">
+          <wp:anchor distT="0" distB="0" distL="114300" distR="114300" simplePos="0" relativeHeight="251658239" behindDoc="0" locked="0" layoutInCell="1" allowOverlap="1" wp14:anchorId="5F187C45" wp14:editId="496444EC">
             <wp:simplePos x="0" y="0"/>
             <wp:positionH relativeFrom="margin">
               <wp:align>center</wp:align>
@@ -430,7 +427,7 @@
         <mc:AlternateContent>
           <mc:Choice Requires="wps">
             <w:drawing>
-              <wp:anchor distT="0" distB="0" distL="114300" distR="114300" simplePos="0" relativeHeight="251659264" behindDoc="0" locked="0" layoutInCell="1" allowOverlap="1">
+              <wp:anchor distT="0" distB="0" distL="114300" distR="114300" simplePos="0" relativeHeight="251659264" behindDoc="0" locked="0" layoutInCell="1" allowOverlap="1" wp14:anchorId="26B4F41E" wp14:editId="0705E956">
                 <wp:simplePos x="0" y="0"/>
                 <wp:positionH relativeFrom="column">
                   <wp:posOffset>495300</wp:posOffset>
@@ -483,9 +480,6 @@
                           <w:p>
                             <w:pPr>
                               <w:jc w:val="center"/>
-                              <w:rPr>
-                                <w:rFonts w:hint="eastAsia"/>
-                              </w:rPr>
                             </w:pPr>
                             <w:r>
                               <w:rPr>
@@ -602,9 +596,6 @@
       <w:pPr>
         <w:pStyle w:val="a3"/>
         <w:ind w:left="360" w:firstLineChars="0" w:firstLine="0"/>
-        <w:rPr>
-          <w:rFonts w:hint="eastAsia"/>
-        </w:rPr>
       </w:pPr>
     </w:p>
     <w:p>
@@ -773,7 +764,7 @@
           <w:noProof/>
         </w:rPr>
         <w:drawing>
-          <wp:inline distT="0" distB="0" distL="0" distR="0" wp14:anchorId="4A495806" wp14:editId="68280DCC">
+          <wp:inline distT="0" distB="0" distL="0" distR="0" wp14:anchorId="08D531D5" wp14:editId="75E56495">
             <wp:extent cx="5274310" cy="4687570"/>
             <wp:effectExtent l="0" t="0" r="2540" b="0"/>
             <wp:docPr id="3" name="图片 3"/>
@@ -1020,14 +1011,20 @@
         <w:ind w:left="360" w:firstLineChars="0" w:firstLine="0"/>
       </w:pPr>
       <w:proofErr w:type="spellStart"/>
+      <w:r>
+        <w:t>sll</w:t>
+      </w:r>
+      <w:proofErr w:type="spellEnd"/>
+      <w:r>
+        <w:t xml:space="preserve"> $</w:t>
+      </w:r>
       <w:proofErr w:type="gramStart"/>
       <w:r>
-        <w:t>sll</w:t>
-      </w:r>
-      <w:proofErr w:type="spellEnd"/>
+        <w:t>0,$</w:t>
+      </w:r>
       <w:proofErr w:type="gramEnd"/>
       <w:r>
-        <w:t xml:space="preserve"> $0,$0,0</w:t>
+        <w:t>0,0</w:t>
       </w:r>
     </w:p>
     <w:p>
@@ -1036,14 +1033,20 @@
         <w:ind w:left="360" w:firstLineChars="0" w:firstLine="0"/>
       </w:pPr>
       <w:proofErr w:type="spellStart"/>
+      <w:r>
+        <w:t>addi</w:t>
+      </w:r>
+      <w:proofErr w:type="spellEnd"/>
+      <w:r>
+        <w:t xml:space="preserve"> $</w:t>
+      </w:r>
       <w:proofErr w:type="gramStart"/>
       <w:r>
-        <w:t>addi</w:t>
-      </w:r>
-      <w:proofErr w:type="spellEnd"/>
+        <w:t>1,$</w:t>
+      </w:r>
       <w:proofErr w:type="gramEnd"/>
       <w:r>
-        <w:t xml:space="preserve"> $1,$0,0xf</w:t>
+        <w:t>0,0xf</w:t>
       </w:r>
     </w:p>
     <w:p>
@@ -1052,23 +1055,26 @@
         <w:ind w:left="360" w:firstLineChars="0" w:firstLine="0"/>
       </w:pPr>
       <w:proofErr w:type="spellStart"/>
+      <w:r>
+        <w:t>addi</w:t>
+      </w:r>
+      <w:proofErr w:type="spellEnd"/>
+      <w:r>
+        <w:t xml:space="preserve"> $</w:t>
+      </w:r>
       <w:proofErr w:type="gramStart"/>
       <w:r>
-        <w:t>addi</w:t>
-      </w:r>
-      <w:proofErr w:type="spellEnd"/>
+        <w:t>0,$</w:t>
+      </w:r>
       <w:proofErr w:type="gramEnd"/>
       <w:r>
-        <w:t xml:space="preserve"> $0,$1,0x1</w:t>
+        <w:t>1,0x1</w:t>
       </w:r>
     </w:p>
     <w:p>
       <w:pPr>
         <w:pStyle w:val="a3"/>
         <w:ind w:left="360" w:firstLineChars="0" w:firstLine="0"/>
-        <w:rPr>
-          <w:rFonts w:hint="eastAsia"/>
-        </w:rPr>
       </w:pPr>
       <w:r>
         <w:rPr>
@@ -1104,9 +1110,6 @@
       <w:pPr>
         <w:pStyle w:val="a3"/>
         <w:ind w:left="360" w:firstLineChars="0" w:firstLine="0"/>
-        <w:rPr>
-          <w:rFonts w:hint="eastAsia"/>
-        </w:rPr>
       </w:pPr>
     </w:p>
     <w:p>
@@ -1119,7 +1122,7 @@
           <w:noProof/>
         </w:rPr>
         <w:drawing>
-          <wp:inline distT="0" distB="0" distL="0" distR="0" wp14:anchorId="4E11ACA6" wp14:editId="07B8CC51">
+          <wp:inline distT="0" distB="0" distL="0" distR="0" wp14:anchorId="7C50AEC6" wp14:editId="3E4DCB81">
             <wp:extent cx="5274310" cy="4188460"/>
             <wp:effectExtent l="0" t="0" r="2540" b="2540"/>
             <wp:docPr id="4" name="图片 4"/>
@@ -1172,8 +1175,6 @@
         </w:rPr>
         <w:t xml:space="preserve"> </w:t>
       </w:r>
-      <w:bookmarkStart w:id="0" w:name="_GoBack"/>
-      <w:bookmarkEnd w:id="0"/>
       <w:r>
         <w:fldChar w:fldCharType="begin"/>
       </w:r>
@@ -1225,7 +1226,7 @@
 </file>
 
 <file path=word/numbering.xml><?xml version="1.0" encoding="utf-8"?>
-<w:numbering xmlns:wpc="http://schemas.microsoft.com/office/word/2010/wordprocessingCanvas" xmlns:mc="http://schemas.openxmlformats.org/markup-compatibility/2006" xmlns:o="urn:schemas-microsoft-com:office:office" xmlns:r="http://schemas.openxmlformats.org/officeDocument/2006/relationships" xmlns:m="http://schemas.openxmlformats.org/officeDocument/2006/math" xmlns:v="urn:schemas-microsoft-com:vml" xmlns:wp14="http://schemas.microsoft.com/office/word/2010/wordprocessingDrawing" xmlns:wp="http://schemas.openxmlformats.org/drawingml/2006/wordprocessingDrawing" xmlns:w10="urn:schemas-microsoft-com:office:word" xmlns:w="http://schemas.openxmlformats.org/wordprocessingml/2006/main" xmlns:w14="http://schemas.microsoft.com/office/word/2010/wordml" xmlns:w15="http://schemas.microsoft.com/office/word/2012/wordml" xmlns:wpg="http://schemas.microsoft.com/office/word/2010/wordprocessingGroup" xmlns:wpi="http://schemas.microsoft.com/office/word/2010/wordprocessingInk" xmlns:wne="http://schemas.microsoft.com/office/word/2006/wordml" xmlns:wps="http://schemas.microsoft.com/office/word/2010/wordprocessingShape" mc:Ignorable="w14 w15 wp14">
+<w:numbering xmlns:wpc="http://schemas.microsoft.com/office/word/2010/wordprocessingCanvas" xmlns:cx="http://schemas.microsoft.com/office/drawing/2014/chartex" xmlns:cx1="http://schemas.microsoft.com/office/drawing/2015/9/8/chartex" xmlns:cx2="http://schemas.microsoft.com/office/drawing/2015/10/21/chartex" xmlns:cx3="http://schemas.microsoft.com/office/drawing/2016/5/9/chartex" xmlns:cx4="http://schemas.microsoft.com/office/drawing/2016/5/10/chartex" xmlns:cx5="http://schemas.microsoft.com/office/drawing/2016/5/11/chartex" xmlns:cx6="http://schemas.microsoft.com/office/drawing/2016/5/12/chartex" xmlns:cx7="http://schemas.microsoft.com/office/drawing/2016/5/13/chartex" xmlns:cx8="http://schemas.microsoft.com/office/drawing/2016/5/14/chartex" xmlns:mc="http://schemas.openxmlformats.org/markup-compatibility/2006" xmlns:aink="http://schemas.microsoft.com/office/drawing/2016/ink" xmlns:am3d="http://schemas.microsoft.com/office/drawing/2017/model3d" xmlns:o="urn:schemas-microsoft-com:office:office" xmlns:r="http://schemas.openxmlformats.org/officeDocument/2006/relationships" xmlns:m="http://schemas.openxmlformats.org/officeDocument/2006/math" xmlns:v="urn:schemas-microsoft-com:vml" xmlns:wp14="http://schemas.microsoft.com/office/word/2010/wordprocessingDrawing" xmlns:wp="http://schemas.openxmlformats.org/drawingml/2006/wordprocessingDrawing" xmlns:w10="urn:schemas-microsoft-com:office:word" xmlns:w="http://schemas.openxmlformats.org/wordprocessingml/2006/main" xmlns:w14="http://schemas.microsoft.com/office/word/2010/wordml" xmlns:w15="http://schemas.microsoft.com/office/word/2012/wordml" xmlns:w16cex="http://schemas.microsoft.com/office/word/2018/wordml/cex" xmlns:w16cid="http://schemas.microsoft.com/office/word/2016/wordml/cid" xmlns:w16="http://schemas.microsoft.com/office/word/2018/wordml" xmlns:w16sdtdh="http://schemas.microsoft.com/office/word/2020/wordml/sdtdatahash" xmlns:w16se="http://schemas.microsoft.com/office/word/2015/wordml/symex" xmlns:wpg="http://schemas.microsoft.com/office/word/2010/wordprocessingGroup" xmlns:wpi="http://schemas.microsoft.com/office/word/2010/wordprocessingInk" xmlns:wne="http://schemas.microsoft.com/office/word/2006/wordml" xmlns:wps="http://schemas.microsoft.com/office/word/2010/wordprocessingShape" mc:Ignorable="w14 w15 w16se w16cid w16 w16cex w16sdtdh wp14">
   <w:abstractNum w:abstractNumId="0" w15:restartNumberingAfterBreak="0">
     <w:nsid w:val="53A7752A"/>
     <w:multiLevelType w:val="hybridMultilevel"/>
@@ -1322,7 +1323,7 @@
 </file>
 
 <file path=word/styles.xml><?xml version="1.0" encoding="utf-8"?>
-<w:styles xmlns:mc="http://schemas.openxmlformats.org/markup-compatibility/2006" xmlns:r="http://schemas.openxmlformats.org/officeDocument/2006/relationships" xmlns:w="http://schemas.openxmlformats.org/wordprocessingml/2006/main" xmlns:w14="http://schemas.microsoft.com/office/word/2010/wordml" xmlns:w15="http://schemas.microsoft.com/office/word/2012/wordml" mc:Ignorable="w14 w15">
+<w:styles xmlns:mc="http://schemas.openxmlformats.org/markup-compatibility/2006" xmlns:r="http://schemas.openxmlformats.org/officeDocument/2006/relationships" xmlns:w="http://schemas.openxmlformats.org/wordprocessingml/2006/main" xmlns:w14="http://schemas.microsoft.com/office/word/2010/wordml" xmlns:w15="http://schemas.microsoft.com/office/word/2012/wordml" xmlns:w16cex="http://schemas.microsoft.com/office/word/2018/wordml/cex" xmlns:w16cid="http://schemas.microsoft.com/office/word/2016/wordml/cid" xmlns:w16="http://schemas.microsoft.com/office/word/2018/wordml" xmlns:w16sdtdh="http://schemas.microsoft.com/office/word/2020/wordml/sdtdatahash" xmlns:w16se="http://schemas.microsoft.com/office/word/2015/wordml/symex" mc:Ignorable="w14 w15 w16se w16cid w16 w16cex w16sdtdh">
   <w:docDefaults>
     <w:rPrDefault>
       <w:rPr>
@@ -1335,7 +1336,7 @@
     </w:rPrDefault>
     <w:pPrDefault/>
   </w:docDefaults>
-  <w:latentStyles w:defLockedState="0" w:defUIPriority="99" w:defSemiHidden="0" w:defUnhideWhenUsed="0" w:defQFormat="0" w:count="371">
+  <w:latentStyles w:defLockedState="0" w:defUIPriority="99" w:defSemiHidden="0" w:defUnhideWhenUsed="0" w:defQFormat="0" w:count="376">
     <w:lsdException w:name="Normal" w:uiPriority="0" w:qFormat="1"/>
     <w:lsdException w:name="heading 1" w:uiPriority="9" w:qFormat="1"/>
     <w:lsdException w:name="heading 2" w:semiHidden="1" w:uiPriority="9" w:unhideWhenUsed="1" w:qFormat="1"/>
@@ -1441,7 +1442,6 @@
     <w:lsdException w:name="HTML Sample" w:semiHidden="1" w:unhideWhenUsed="1"/>
     <w:lsdException w:name="HTML Typewriter" w:semiHidden="1" w:unhideWhenUsed="1"/>
     <w:lsdException w:name="HTML Variable" w:semiHidden="1" w:unhideWhenUsed="1"/>
-    <w:lsdException w:name="Normal Table" w:semiHidden="1" w:unhideWhenUsed="1"/>
     <w:lsdException w:name="annotation subject" w:semiHidden="1" w:unhideWhenUsed="1"/>
     <w:lsdException w:name="No List" w:semiHidden="1" w:unhideWhenUsed="1"/>
     <w:lsdException w:name="Outline List 1" w:semiHidden="1" w:unhideWhenUsed="1"/>
@@ -1484,11 +1484,8 @@
     <w:lsdException w:name="Table Contemporary" w:semiHidden="1" w:unhideWhenUsed="1"/>
     <w:lsdException w:name="Table Elegant" w:semiHidden="1" w:unhideWhenUsed="1"/>
     <w:lsdException w:name="Table Professional" w:semiHidden="1" w:unhideWhenUsed="1"/>
-    <w:lsdException w:name="Table Subtle 1" w:semiHidden="1" w:unhideWhenUsed="1"/>
     <w:lsdException w:name="Table Subtle 2" w:semiHidden="1" w:unhideWhenUsed="1"/>
     <w:lsdException w:name="Table Web 1" w:semiHidden="1" w:unhideWhenUsed="1"/>
-    <w:lsdException w:name="Table Web 2" w:semiHidden="1" w:unhideWhenUsed="1"/>
-    <w:lsdException w:name="Table Web 3" w:semiHidden="1" w:unhideWhenUsed="1"/>
     <w:lsdException w:name="Balloon Text" w:semiHidden="1" w:unhideWhenUsed="1"/>
     <w:lsdException w:name="Table Grid" w:uiPriority="39"/>
     <w:lsdException w:name="Table Theme" w:semiHidden="1" w:unhideWhenUsed="1"/>
@@ -1707,6 +1704,11 @@
     <w:lsdException w:name="List Table 5 Dark Accent 6" w:uiPriority="50"/>
     <w:lsdException w:name="List Table 6 Colorful Accent 6" w:uiPriority="51"/>
     <w:lsdException w:name="List Table 7 Colorful Accent 6" w:uiPriority="52"/>
+    <w:lsdException w:name="Mention" w:semiHidden="1" w:unhideWhenUsed="1"/>
+    <w:lsdException w:name="Smart Hyperlink" w:semiHidden="1" w:unhideWhenUsed="1"/>
+    <w:lsdException w:name="Hashtag" w:semiHidden="1" w:unhideWhenUsed="1"/>
+    <w:lsdException w:name="Unresolved Mention" w:semiHidden="1" w:unhideWhenUsed="1"/>
+    <w:lsdException w:name="Smart Link" w:semiHidden="1" w:unhideWhenUsed="1"/>
   </w:latentStyles>
   <w:style w:type="paragraph" w:default="1" w:styleId="a">
     <w:name w:val="Normal"/>
@@ -1720,7 +1722,7 @@
     <w:name w:val="heading 1"/>
     <w:basedOn w:val="a"/>
     <w:next w:val="a"/>
-    <w:link w:val="1Char"/>
+    <w:link w:val="10"/>
     <w:uiPriority w:val="9"/>
     <w:qFormat/>
     <w:rsid w:val="006F694C"/>
@@ -1789,8 +1791,8 @@
       <w:szCs w:val="20"/>
     </w:rPr>
   </w:style>
-  <w:style w:type="character" w:customStyle="1" w:styleId="1Char">
-    <w:name w:val="标题 1 Char"/>
+  <w:style w:type="character" w:customStyle="1" w:styleId="10">
+    <w:name w:val="标题 1 字符"/>
     <w:basedOn w:val="a0"/>
     <w:link w:val="1"/>
     <w:uiPriority w:val="9"/>
